--- a/web/public/SentinelCloud_Capstone_Report.docx
+++ b/web/public/SentinelCloud_Capstone_Report.docx
@@ -195,7 +195,7 @@
           <w:sz w:val="22"/>
           <w:szCs w:val="22"/>
         </w:rPr>
-        <w:t xml:space="preserve">Yogananda School of AI, Computers and Data Sciences</w:t>
+        <w:t xml:space="preserve">YOGANANDA SCHOOL OF AI, COMPUTERS AND DATA SCIENCES</w:t>
       </w:r>
     </w:p>
     <w:p>
@@ -211,7 +211,7 @@
           <w:sz w:val="22"/>
           <w:szCs w:val="22"/>
         </w:rPr>
-        <w:t xml:space="preserve">Shoolini University of Biotechnology and Management Sciences</w:t>
+        <w:t xml:space="preserve">SHOOLINI UNIVERSITY OF BIOTECHNOLOGY AND MANAGEMENT SCIENCES</w:t>
       </w:r>
     </w:p>
     <w:p>
@@ -227,7 +227,7 @@
           <w:sz w:val="22"/>
           <w:szCs w:val="22"/>
         </w:rPr>
-        <w:t xml:space="preserve">Solan, H.P., India</w:t>
+        <w:t xml:space="preserve">SOLAN, H.P., INDIA</w:t>
       </w:r>
     </w:p>
     <w:p>

--- a/web/public/SentinelCloud_Capstone_Report.docx
+++ b/web/public/SentinelCloud_Capstone_Report.docx
@@ -268,7 +268,7 @@
           <w:sz w:val="20"/>
           <w:szCs w:val="20"/>
         </w:rPr>
-        <w:t xml:space="preserve">Source: https://github.com/divyamohan1993/sentinelcloud</w:t>
+        <w:t xml:space="preserve">Source: https://github.com/Code-with-ME-Rohit/sentinelcloud</w:t>
       </w:r>
     </w:p>
     <w:p>

--- a/web/public/SentinelCloud_Capstone_Report.docx
+++ b/web/public/SentinelCloud_Capstone_Report.docx
@@ -153,7 +153,7 @@
           <w:sz w:val="22"/>
           <w:szCs w:val="22"/>
         </w:rPr>
-        <w:t xml:space="preserve">Capstone Mentor: ____________________________</w:t>
+        <w:t xml:space="preserve">Capstone Mentor: Dr. Kritika Rana</w:t>
       </w:r>
     </w:p>
     <w:p>

--- a/web/public/SentinelCloud_Capstone_Report.docx
+++ b/web/public/SentinelCloud_Capstone_Report.docx
@@ -3858,7 +3858,7 @@
           <w:sz w:val="20"/>
           <w:szCs w:val="20"/>
         </w:rPr>
-        <w:t xml:space="preserve">  --source . --region asia-east1 --project dmjone \</w:t>
+        <w:t xml:space="preserve">  --source . --region asia-east1 --project &lt;your-gcp-project&gt; \</w:t>
       </w:r>
       <w:r>
         <w:br/>
@@ -3902,7 +3902,7 @@
           <w:sz w:val="20"/>
           <w:szCs w:val="20"/>
         </w:rPr>
-        <w:t xml:space="preserve">  --service-account=107722137045-compute@developer.gserviceaccount.com \</w:t>
+        <w:t xml:space="preserve">  --service-account=&lt;project-number&gt;-compute@developer.gserviceaccount.com \</w:t>
       </w:r>
       <w:r>
         <w:br/>
@@ -3913,7 +3913,7 @@
           <w:sz w:val="20"/>
           <w:szCs w:val="20"/>
         </w:rPr>
-        <w:t xml:space="preserve">  --set-env-vars="GOOGLE_CLOUD_PROJECT=dmjone,SENTINEL_REGION=asia-east1,\</w:t>
+        <w:t xml:space="preserve">  --set-env-vars="GOOGLE_CLOUD_PROJECT=&lt;your-gcp-project&gt;,SENTINEL_REGION=asia-east1,\</w:t>
       </w:r>
       <w:r>
         <w:br/>
@@ -4313,7 +4313,7 @@
           <w:sz w:val="22"/>
           <w:szCs w:val="22"/>
         </w:rPr>
-        <w:t xml:space="preserve">Cloud Run scales horizontally with no code change. Each request runs in its own container so concurrent runs do not block one another. Vertex AI Gemini quotas are the practical ceiling; default capacity in dmjone is well above ten thousand requests per minute on Flash. The deterministic stub absorbs any quota exhaustion automatically. Firestore writes are per-episode, not per-step, and stay under a thousand writes per minute even at 10x scale. The SSE channel is one connection per active run; we never multiplex, so back-pressure is bounded. For peak protection, a token-bucket rate limiter at the API route caps runs per IP per minute, and the policy constitution itself caps actions per target per minute as a defence-in-depth layer. Static pages are cached at the edge, so the read-heavy path never touches the origin.</w:t>
+        <w:t xml:space="preserve">Cloud Run scales horizontally with no code change. Each request runs in its own container so concurrent runs do not block one another. Vertex AI Gemini quotas are the practical ceiling; default capacity in our GCP project is well above ten thousand requests per minute on Flash. The deterministic stub absorbs any quota exhaustion automatically. Firestore writes are per-episode, not per-step, and stay under a thousand writes per minute even at 10x scale. The SSE channel is one connection per active run; we never multiplex, so back-pressure is bounded. For peak protection, a token-bucket rate limiter at the API route caps runs per IP per minute, and the policy constitution itself caps actions per target per minute as a defence-in-depth layer. Static pages are cached at the edge, so the read-heavy path never touches the origin.</w:t>
       </w:r>
     </w:p>
     <w:p>
